--- a/Anteproyecto-Tesis.docx
+++ b/Anteproyecto-Tesis.docx
@@ -1,6 +1,6 @@
 
 <file path=word/document.xml><?xml version="1.0" encoding="utf-8"?>
-<w:document xmlns:wpc="http://schemas.microsoft.com/office/word/2010/wordprocessingCanvas" xmlns:cx="http://schemas.microsoft.com/office/drawing/2014/chartex" xmlns:cx1="http://schemas.microsoft.com/office/drawing/2015/9/8/chartex" xmlns:cx2="http://schemas.microsoft.com/office/drawing/2015/10/21/chartex" xmlns:cx3="http://schemas.microsoft.com/office/drawing/2016/5/9/chartex" xmlns:cx4="http://schemas.microsoft.com/office/drawing/2016/5/10/chartex" xmlns:cx5="http://schemas.microsoft.com/office/drawing/2016/5/11/chartex" xmlns:cx6="http://schemas.microsoft.com/office/drawing/2016/5/12/chartex" xmlns:cx7="http://schemas.microsoft.com/office/drawing/2016/5/13/chartex" xmlns:cx8="http://schemas.microsoft.com/office/drawing/2016/5/14/chartex" xmlns:mc="http://schemas.openxmlformats.org/markup-compatibility/2006" xmlns:aink="http://schemas.microsoft.com/office/drawing/2016/ink" xmlns:am3d="http://schemas.microsoft.com/office/drawing/2017/model3d" xmlns:o="urn:schemas-microsoft-com:office:office" xmlns:oel="http://schemas.microsoft.com/office/2019/extlst" xmlns:r="http://schemas.openxmlformats.org/officeDocument/2006/relationships" xmlns:m="http://schemas.openxmlformats.org/officeDocument/2006/math" xmlns:v="urn:schemas-microsoft-com:vml" xmlns:wp14="http://schemas.microsoft.com/office/word/2010/wordprocessingDrawing" xmlns:wp="http://schemas.openxmlformats.org/drawingml/2006/wordprocessingDrawing" xmlns:w10="urn:schemas-microsoft-com:office:word" xmlns:w="http://schemas.openxmlformats.org/wordprocessingml/2006/main" xmlns:w14="http://schemas.microsoft.com/office/word/2010/wordml" xmlns:w15="http://schemas.microsoft.com/office/word/2012/wordml" xmlns:w16cex="http://schemas.microsoft.com/office/word/2018/wordml/cex" xmlns:w16cid="http://schemas.microsoft.com/office/word/2016/wordml/cid" xmlns:w16="http://schemas.microsoft.com/office/word/2018/wordml" xmlns:w16du="http://schemas.microsoft.com/office/word/2023/wordml/word16du" xmlns:w16sdtdh="http://schemas.microsoft.com/office/word/2020/wordml/sdtdatahash" xmlns:w16sdtfl="http://schemas.microsoft.com/office/word/2024/wordml/sdtformatlock" xmlns:w16se="http://schemas.microsoft.com/office/word/2015/wordml/symex" xmlns:wpg="http://schemas.microsoft.com/office/word/2010/wordprocessingGroup" xmlns:wpi="http://schemas.microsoft.com/office/word/2010/wordprocessingInk" xmlns:wne="http://schemas.microsoft.com/office/word/2006/wordml" xmlns:wps="http://schemas.microsoft.com/office/word/2010/wordprocessingShape" mc:Ignorable="w14 w15 w16se w16cid w16 w16cex w16sdtdh w16sdtfl w16du wp14">
+<w:document xmlns:wpc="http://schemas.microsoft.com/office/word/2010/wordprocessingCanvas" xmlns:cx="http://schemas.microsoft.com/office/drawing/2014/chartex" xmlns:cx1="http://schemas.microsoft.com/office/drawing/2015/9/8/chartex" xmlns:cx2="http://schemas.microsoft.com/office/drawing/2015/10/21/chartex" xmlns:cx3="http://schemas.microsoft.com/office/drawing/2016/5/9/chartex" xmlns:cx4="http://schemas.microsoft.com/office/drawing/2016/5/10/chartex" xmlns:cx5="http://schemas.microsoft.com/office/drawing/2016/5/11/chartex" xmlns:cx6="http://schemas.microsoft.com/office/drawing/2016/5/12/chartex" xmlns:cx7="http://schemas.microsoft.com/office/drawing/2016/5/13/chartex" xmlns:cx8="http://schemas.microsoft.com/office/drawing/2016/5/14/chartex" xmlns:mc="http://schemas.openxmlformats.org/markup-compatibility/2006" xmlns:aink="http://schemas.microsoft.com/office/drawing/2016/ink" xmlns:am3d="http://schemas.microsoft.com/office/drawing/2017/model3d" xmlns:o="urn:schemas-microsoft-com:office:office" xmlns:oel="http://schemas.microsoft.com/office/2019/extlst" xmlns:r="http://schemas.openxmlformats.org/officeDocument/2006/relationships" xmlns:m="http://schemas.openxmlformats.org/officeDocument/2006/math" xmlns:v="urn:schemas-microsoft-com:vml" xmlns:wp14="http://schemas.microsoft.com/office/word/2010/wordprocessingDrawing" xmlns:wp="http://schemas.openxmlformats.org/drawingml/2006/wordprocessingDrawing" xmlns:w10="urn:schemas-microsoft-com:office:word" xmlns:w="http://schemas.openxmlformats.org/wordprocessingml/2006/main" xmlns:w14="http://schemas.microsoft.com/office/word/2010/wordml" xmlns:w15="http://schemas.microsoft.com/office/word/2012/wordml" xmlns:w16cex="http://schemas.microsoft.com/office/word/2018/wordml/cex" xmlns:w16cid="http://schemas.microsoft.com/office/word/2016/wordml/cid" xmlns:w16="http://schemas.microsoft.com/office/word/2018/wordml" xmlns:w16sdtdh="http://schemas.microsoft.com/office/word/2020/wordml/sdtdatahash" xmlns:w16se="http://schemas.microsoft.com/office/word/2015/wordml/symex" xmlns:wpg="http://schemas.microsoft.com/office/word/2010/wordprocessingGroup" xmlns:wpi="http://schemas.microsoft.com/office/word/2010/wordprocessingInk" xmlns:wne="http://schemas.microsoft.com/office/word/2006/wordml" xmlns:wps="http://schemas.microsoft.com/office/word/2010/wordprocessingShape" mc:Ignorable="w14 w15 w16se w16cid w16 w16cex w16sdtdh wp14">
   <w:body>
     <w:p>
       <w:pPr>
@@ -569,7 +569,7 @@
           <w:r>
             <w:fldChar w:fldCharType="separate"/>
           </w:r>
-          <w:hyperlink w:anchor="_Toc203648569" w:history="1">
+          <w:hyperlink w:anchor="_Toc237115299" w:history="1">
             <w:r>
               <w:rPr>
                 <w:rStyle w:val="Hipervnculo"/>
@@ -615,7 +615,7 @@
                 <w:noProof/>
                 <w:webHidden/>
               </w:rPr>
-              <w:instrText xml:space="preserve"> PAGEREF _Toc203648569 \h </w:instrText>
+              <w:instrText xml:space="preserve"> PAGEREF _Toc237115299 \h </w:instrText>
             </w:r>
             <w:r>
               <w:rPr>
@@ -663,7 +663,7 @@
               <w14:ligatures w14:val="standardContextual"/>
             </w:rPr>
           </w:pPr>
-          <w:hyperlink w:anchor="_Toc203648570" w:history="1">
+          <w:hyperlink w:anchor="_Toc237115300" w:history="1">
             <w:r>
               <w:rPr>
                 <w:rStyle w:val="Hipervnculo"/>
@@ -709,7 +709,7 @@
                 <w:noProof/>
                 <w:webHidden/>
               </w:rPr>
-              <w:instrText xml:space="preserve"> PAGEREF _Toc203648570 \h </w:instrText>
+              <w:instrText xml:space="preserve"> PAGEREF _Toc237115300 \h </w:instrText>
             </w:r>
             <w:r>
               <w:rPr>
@@ -757,7 +757,7 @@
               <w14:ligatures w14:val="standardContextual"/>
             </w:rPr>
           </w:pPr>
-          <w:hyperlink w:anchor="_Toc203648571" w:history="1">
+          <w:hyperlink w:anchor="_Toc237115301" w:history="1">
             <w:r>
               <w:rPr>
                 <w:rStyle w:val="Hipervnculo"/>
@@ -803,7 +803,7 @@
                 <w:noProof/>
                 <w:webHidden/>
               </w:rPr>
-              <w:instrText xml:space="preserve"> PAGEREF _Toc203648571 \h </w:instrText>
+              <w:instrText xml:space="preserve"> PAGEREF _Toc237115301 \h </w:instrText>
             </w:r>
             <w:r>
               <w:rPr>
@@ -851,7 +851,7 @@
               <w14:ligatures w14:val="standardContextual"/>
             </w:rPr>
           </w:pPr>
-          <w:hyperlink w:anchor="_Toc203648572" w:history="1">
+          <w:hyperlink w:anchor="_Toc237115302" w:history="1">
             <w:r>
               <w:rPr>
                 <w:rStyle w:val="Hipervnculo"/>
@@ -897,7 +897,7 @@
                 <w:noProof/>
                 <w:webHidden/>
               </w:rPr>
-              <w:instrText xml:space="preserve"> PAGEREF _Toc203648572 \h </w:instrText>
+              <w:instrText xml:space="preserve"> PAGEREF _Toc237115302 \h </w:instrText>
             </w:r>
             <w:r>
               <w:rPr>
@@ -945,7 +945,7 @@
               <w14:ligatures w14:val="standardContextual"/>
             </w:rPr>
           </w:pPr>
-          <w:hyperlink w:anchor="_Toc203648573" w:history="1">
+          <w:hyperlink w:anchor="_Toc237115303" w:history="1">
             <w:r>
               <w:rPr>
                 <w:rStyle w:val="Hipervnculo"/>
@@ -991,7 +991,7 @@
                 <w:noProof/>
                 <w:webHidden/>
               </w:rPr>
-              <w:instrText xml:space="preserve"> PAGEREF _Toc203648573 \h </w:instrText>
+              <w:instrText xml:space="preserve"> PAGEREF _Toc237115303 \h </w:instrText>
             </w:r>
             <w:r>
               <w:rPr>
@@ -1039,7 +1039,7 @@
               <w14:ligatures w14:val="standardContextual"/>
             </w:rPr>
           </w:pPr>
-          <w:hyperlink w:anchor="_Toc203648574" w:history="1">
+          <w:hyperlink w:anchor="_Toc237115304" w:history="1">
             <w:r>
               <w:rPr>
                 <w:rStyle w:val="Hipervnculo"/>
@@ -1085,7 +1085,7 @@
                 <w:noProof/>
                 <w:webHidden/>
               </w:rPr>
-              <w:instrText xml:space="preserve"> PAGEREF _Toc203648574 \h </w:instrText>
+              <w:instrText xml:space="preserve"> PAGEREF _Toc237115304 \h </w:instrText>
             </w:r>
             <w:r>
               <w:rPr>
@@ -1133,7 +1133,7 @@
               <w14:ligatures w14:val="standardContextual"/>
             </w:rPr>
           </w:pPr>
-          <w:hyperlink w:anchor="_Toc203648575" w:history="1">
+          <w:hyperlink w:anchor="_Toc237115305" w:history="1">
             <w:r>
               <w:rPr>
                 <w:rStyle w:val="Hipervnculo"/>
@@ -1179,7 +1179,7 @@
                 <w:noProof/>
                 <w:webHidden/>
               </w:rPr>
-              <w:instrText xml:space="preserve"> PAGEREF _Toc203648575 \h </w:instrText>
+              <w:instrText xml:space="preserve"> PAGEREF _Toc237115305 \h </w:instrText>
             </w:r>
             <w:r>
               <w:rPr>
@@ -1227,7 +1227,7 @@
               <w14:ligatures w14:val="standardContextual"/>
             </w:rPr>
           </w:pPr>
-          <w:hyperlink w:anchor="_Toc203648576" w:history="1">
+          <w:hyperlink w:anchor="_Toc237115306" w:history="1">
             <w:r>
               <w:rPr>
                 <w:rStyle w:val="Hipervnculo"/>
@@ -1273,7 +1273,7 @@
                 <w:noProof/>
                 <w:webHidden/>
               </w:rPr>
-              <w:instrText xml:space="preserve"> PAGEREF _Toc203648576 \h </w:instrText>
+              <w:instrText xml:space="preserve"> PAGEREF _Toc237115306 \h </w:instrText>
             </w:r>
             <w:r>
               <w:rPr>
@@ -1321,7 +1321,7 @@
               <w14:ligatures w14:val="standardContextual"/>
             </w:rPr>
           </w:pPr>
-          <w:hyperlink w:anchor="_Toc203648577" w:history="1">
+          <w:hyperlink w:anchor="_Toc237115307" w:history="1">
             <w:r>
               <w:rPr>
                 <w:rStyle w:val="Hipervnculo"/>
@@ -1367,7 +1367,7 @@
                 <w:noProof/>
                 <w:webHidden/>
               </w:rPr>
-              <w:instrText xml:space="preserve"> PAGEREF _Toc203648577 \h </w:instrText>
+              <w:instrText xml:space="preserve"> PAGEREF _Toc237115307 \h </w:instrText>
             </w:r>
             <w:r>
               <w:rPr>
@@ -1415,7 +1415,7 @@
               <w14:ligatures w14:val="standardContextual"/>
             </w:rPr>
           </w:pPr>
-          <w:hyperlink w:anchor="_Toc203648578" w:history="1">
+          <w:hyperlink w:anchor="_Toc237115308" w:history="1">
             <w:r>
               <w:rPr>
                 <w:rStyle w:val="Hipervnculo"/>
@@ -1461,7 +1461,7 @@
                 <w:noProof/>
                 <w:webHidden/>
               </w:rPr>
-              <w:instrText xml:space="preserve"> PAGEREF _Toc203648578 \h </w:instrText>
+              <w:instrText xml:space="preserve"> PAGEREF _Toc237115308 \h </w:instrText>
             </w:r>
             <w:r>
               <w:rPr>
@@ -1509,7 +1509,7 @@
               <w14:ligatures w14:val="standardContextual"/>
             </w:rPr>
           </w:pPr>
-          <w:hyperlink w:anchor="_Toc203648579" w:history="1">
+          <w:hyperlink w:anchor="_Toc237115309" w:history="1">
             <w:r>
               <w:rPr>
                 <w:rStyle w:val="Hipervnculo"/>
@@ -1555,7 +1555,7 @@
                 <w:noProof/>
                 <w:webHidden/>
               </w:rPr>
-              <w:instrText xml:space="preserve"> PAGEREF _Toc203648579 \h </w:instrText>
+              <w:instrText xml:space="preserve"> PAGEREF _Toc237115309 \h </w:instrText>
             </w:r>
             <w:r>
               <w:rPr>
@@ -1603,7 +1603,7 @@
               <w14:ligatures w14:val="standardContextual"/>
             </w:rPr>
           </w:pPr>
-          <w:hyperlink w:anchor="_Toc203648580" w:history="1">
+          <w:hyperlink w:anchor="_Toc237115310" w:history="1">
             <w:r>
               <w:rPr>
                 <w:rStyle w:val="Hipervnculo"/>
@@ -1649,7 +1649,7 @@
                 <w:noProof/>
                 <w:webHidden/>
               </w:rPr>
-              <w:instrText xml:space="preserve"> PAGEREF _Toc203648580 \h </w:instrText>
+              <w:instrText xml:space="preserve"> PAGEREF _Toc237115310 \h </w:instrText>
             </w:r>
             <w:r>
               <w:rPr>
@@ -1697,7 +1697,7 @@
               <w14:ligatures w14:val="standardContextual"/>
             </w:rPr>
           </w:pPr>
-          <w:hyperlink w:anchor="_Toc203648581" w:history="1">
+          <w:hyperlink w:anchor="_Toc237115311" w:history="1">
             <w:r>
               <w:rPr>
                 <w:rStyle w:val="Hipervnculo"/>
@@ -1743,7 +1743,7 @@
                 <w:noProof/>
                 <w:webHidden/>
               </w:rPr>
-              <w:instrText xml:space="preserve"> PAGEREF _Toc203648581 \h </w:instrText>
+              <w:instrText xml:space="preserve"> PAGEREF _Toc237115311 \h </w:instrText>
             </w:r>
             <w:r>
               <w:rPr>
@@ -1791,7 +1791,7 @@
               <w14:ligatures w14:val="standardContextual"/>
             </w:rPr>
           </w:pPr>
-          <w:hyperlink w:anchor="_Toc203648582" w:history="1">
+          <w:hyperlink w:anchor="_Toc237115312" w:history="1">
             <w:r>
               <w:rPr>
                 <w:rStyle w:val="Hipervnculo"/>
@@ -1837,7 +1837,7 @@
                 <w:noProof/>
                 <w:webHidden/>
               </w:rPr>
-              <w:instrText xml:space="preserve"> PAGEREF _Toc203648582 \h </w:instrText>
+              <w:instrText xml:space="preserve"> PAGEREF _Toc237115312 \h </w:instrText>
             </w:r>
             <w:r>
               <w:rPr>
@@ -1885,7 +1885,7 @@
               <w14:ligatures w14:val="standardContextual"/>
             </w:rPr>
           </w:pPr>
-          <w:hyperlink w:anchor="_Toc203648583" w:history="1">
+          <w:hyperlink w:anchor="_Toc237115313" w:history="1">
             <w:r>
               <w:rPr>
                 <w:rStyle w:val="Hipervnculo"/>
@@ -1931,7 +1931,7 @@
                 <w:noProof/>
                 <w:webHidden/>
               </w:rPr>
-              <w:instrText xml:space="preserve"> PAGEREF _Toc203648583 \h </w:instrText>
+              <w:instrText xml:space="preserve"> PAGEREF _Toc237115313 \h </w:instrText>
             </w:r>
             <w:r>
               <w:rPr>
@@ -1979,7 +1979,7 @@
               <w14:ligatures w14:val="standardContextual"/>
             </w:rPr>
           </w:pPr>
-          <w:hyperlink w:anchor="_Toc203648584" w:history="1">
+          <w:hyperlink w:anchor="_Toc237115314" w:history="1">
             <w:r>
               <w:rPr>
                 <w:rStyle w:val="Hipervnculo"/>
@@ -2025,7 +2025,7 @@
                 <w:noProof/>
                 <w:webHidden/>
               </w:rPr>
-              <w:instrText xml:space="preserve"> PAGEREF _Toc203648584 \h </w:instrText>
+              <w:instrText xml:space="preserve"> PAGEREF _Toc237115314 \h </w:instrText>
             </w:r>
             <w:r>
               <w:rPr>
@@ -2073,7 +2073,7 @@
               <w14:ligatures w14:val="standardContextual"/>
             </w:rPr>
           </w:pPr>
-          <w:hyperlink w:anchor="_Toc203648585" w:history="1">
+          <w:hyperlink w:anchor="_Toc237115315" w:history="1">
             <w:r>
               <w:rPr>
                 <w:rStyle w:val="Hipervnculo"/>
@@ -2119,7 +2119,7 @@
                 <w:noProof/>
                 <w:webHidden/>
               </w:rPr>
-              <w:instrText xml:space="preserve"> PAGEREF _Toc203648585 \h </w:instrText>
+              <w:instrText xml:space="preserve"> PAGEREF _Toc237115315 \h </w:instrText>
             </w:r>
             <w:r>
               <w:rPr>
@@ -2167,7 +2167,7 @@
               <w14:ligatures w14:val="standardContextual"/>
             </w:rPr>
           </w:pPr>
-          <w:hyperlink w:anchor="_Toc203648586" w:history="1">
+          <w:hyperlink w:anchor="_Toc237115316" w:history="1">
             <w:r>
               <w:rPr>
                 <w:rStyle w:val="Hipervnculo"/>
@@ -2213,7 +2213,7 @@
                 <w:noProof/>
                 <w:webHidden/>
               </w:rPr>
-              <w:instrText xml:space="preserve"> PAGEREF _Toc203648586 \h </w:instrText>
+              <w:instrText xml:space="preserve"> PAGEREF _Toc237115316 \h </w:instrText>
             </w:r>
             <w:r>
               <w:rPr>
@@ -2261,7 +2261,7 @@
               <w14:ligatures w14:val="standardContextual"/>
             </w:rPr>
           </w:pPr>
-          <w:hyperlink w:anchor="_Toc203648587" w:history="1">
+          <w:hyperlink w:anchor="_Toc237115317" w:history="1">
             <w:r>
               <w:rPr>
                 <w:rStyle w:val="Hipervnculo"/>
@@ -2307,7 +2307,7 @@
                 <w:noProof/>
                 <w:webHidden/>
               </w:rPr>
-              <w:instrText xml:space="preserve"> PAGEREF _Toc203648587 \h </w:instrText>
+              <w:instrText xml:space="preserve"> PAGEREF _Toc237115317 \h </w:instrText>
             </w:r>
             <w:r>
               <w:rPr>
@@ -2355,7 +2355,7 @@
               <w14:ligatures w14:val="standardContextual"/>
             </w:rPr>
           </w:pPr>
-          <w:hyperlink w:anchor="_Toc203648588" w:history="1">
+          <w:hyperlink w:anchor="_Toc237115318" w:history="1">
             <w:r>
               <w:rPr>
                 <w:rStyle w:val="Hipervnculo"/>
@@ -2401,7 +2401,7 @@
                 <w:noProof/>
                 <w:webHidden/>
               </w:rPr>
-              <w:instrText xml:space="preserve"> PAGEREF _Toc203648588 \h </w:instrText>
+              <w:instrText xml:space="preserve"> PAGEREF _Toc237115318 \h </w:instrText>
             </w:r>
             <w:r>
               <w:rPr>
@@ -2449,7 +2449,7 @@
               <w14:ligatures w14:val="standardContextual"/>
             </w:rPr>
           </w:pPr>
-          <w:hyperlink w:anchor="_Toc203648589" w:history="1">
+          <w:hyperlink w:anchor="_Toc237115319" w:history="1">
             <w:r>
               <w:rPr>
                 <w:rStyle w:val="Hipervnculo"/>
@@ -2495,7 +2495,7 @@
                 <w:noProof/>
                 <w:webHidden/>
               </w:rPr>
-              <w:instrText xml:space="preserve"> PAGEREF _Toc203648589 \h </w:instrText>
+              <w:instrText xml:space="preserve"> PAGEREF _Toc237115319 \h </w:instrText>
             </w:r>
             <w:r>
               <w:rPr>
@@ -2543,7 +2543,7 @@
               <w14:ligatures w14:val="standardContextual"/>
             </w:rPr>
           </w:pPr>
-          <w:hyperlink w:anchor="_Toc203648590" w:history="1">
+          <w:hyperlink w:anchor="_Toc237115320" w:history="1">
             <w:r>
               <w:rPr>
                 <w:rStyle w:val="Hipervnculo"/>
@@ -2589,7 +2589,7 @@
                 <w:noProof/>
                 <w:webHidden/>
               </w:rPr>
-              <w:instrText xml:space="preserve"> PAGEREF _Toc203648590 \h </w:instrText>
+              <w:instrText xml:space="preserve"> PAGEREF _Toc237115320 \h </w:instrText>
             </w:r>
             <w:r>
               <w:rPr>
@@ -2637,7 +2637,7 @@
               <w14:ligatures w14:val="standardContextual"/>
             </w:rPr>
           </w:pPr>
-          <w:hyperlink w:anchor="_Toc203648591" w:history="1">
+          <w:hyperlink w:anchor="_Toc237115321" w:history="1">
             <w:r>
               <w:rPr>
                 <w:rStyle w:val="Hipervnculo"/>
@@ -2683,7 +2683,7 @@
                 <w:noProof/>
                 <w:webHidden/>
               </w:rPr>
-              <w:instrText xml:space="preserve"> PAGEREF _Toc203648591 \h </w:instrText>
+              <w:instrText xml:space="preserve"> PAGEREF _Toc237115321 \h </w:instrText>
             </w:r>
             <w:r>
               <w:rPr>
@@ -2731,7 +2731,7 @@
               <w14:ligatures w14:val="standardContextual"/>
             </w:rPr>
           </w:pPr>
-          <w:hyperlink w:anchor="_Toc203648592" w:history="1">
+          <w:hyperlink w:anchor="_Toc237115322" w:history="1">
             <w:r>
               <w:rPr>
                 <w:rStyle w:val="Hipervnculo"/>
@@ -2777,7 +2777,7 @@
                 <w:noProof/>
                 <w:webHidden/>
               </w:rPr>
-              <w:instrText xml:space="preserve"> PAGEREF _Toc203648592 \h </w:instrText>
+              <w:instrText xml:space="preserve"> PAGEREF _Toc237115322 \h </w:instrText>
             </w:r>
             <w:r>
               <w:rPr>
@@ -2825,7 +2825,7 @@
               <w14:ligatures w14:val="standardContextual"/>
             </w:rPr>
           </w:pPr>
-          <w:hyperlink w:anchor="_Toc203648593" w:history="1">
+          <w:hyperlink w:anchor="_Toc237115323" w:history="1">
             <w:r>
               <w:rPr>
                 <w:rStyle w:val="Hipervnculo"/>
@@ -2871,7 +2871,7 @@
                 <w:noProof/>
                 <w:webHidden/>
               </w:rPr>
-              <w:instrText xml:space="preserve"> PAGEREF _Toc203648593 \h </w:instrText>
+              <w:instrText xml:space="preserve"> PAGEREF _Toc237115323 \h </w:instrText>
             </w:r>
             <w:r>
               <w:rPr>
@@ -2919,7 +2919,7 @@
               <w14:ligatures w14:val="standardContextual"/>
             </w:rPr>
           </w:pPr>
-          <w:hyperlink w:anchor="_Toc203648594" w:history="1">
+          <w:hyperlink w:anchor="_Toc237115324" w:history="1">
             <w:r>
               <w:rPr>
                 <w:rStyle w:val="Hipervnculo"/>
@@ -2965,7 +2965,7 @@
                 <w:noProof/>
                 <w:webHidden/>
               </w:rPr>
-              <w:instrText xml:space="preserve"> PAGEREF _Toc203648594 \h </w:instrText>
+              <w:instrText xml:space="preserve"> PAGEREF _Toc237115324 \h </w:instrText>
             </w:r>
             <w:r>
               <w:rPr>
@@ -3013,7 +3013,7 @@
               <w14:ligatures w14:val="standardContextual"/>
             </w:rPr>
           </w:pPr>
-          <w:hyperlink w:anchor="_Toc203648595" w:history="1">
+          <w:hyperlink w:anchor="_Toc237115325" w:history="1">
             <w:r>
               <w:rPr>
                 <w:rStyle w:val="Hipervnculo"/>
@@ -3059,7 +3059,7 @@
                 <w:noProof/>
                 <w:webHidden/>
               </w:rPr>
-              <w:instrText xml:space="preserve"> PAGEREF _Toc203648595 \h </w:instrText>
+              <w:instrText xml:space="preserve"> PAGEREF _Toc237115325 \h </w:instrText>
             </w:r>
             <w:r>
               <w:rPr>
@@ -3107,7 +3107,7 @@
               <w14:ligatures w14:val="standardContextual"/>
             </w:rPr>
           </w:pPr>
-          <w:hyperlink w:anchor="_Toc203648596" w:history="1">
+          <w:hyperlink w:anchor="_Toc237115326" w:history="1">
             <w:r>
               <w:rPr>
                 <w:rStyle w:val="Hipervnculo"/>
@@ -3153,7 +3153,7 @@
                 <w:noProof/>
                 <w:webHidden/>
               </w:rPr>
-              <w:instrText xml:space="preserve"> PAGEREF _Toc203648596 \h </w:instrText>
+              <w:instrText xml:space="preserve"> PAGEREF _Toc237115326 \h </w:instrText>
             </w:r>
             <w:r>
               <w:rPr>
@@ -3201,7 +3201,7 @@
               <w14:ligatures w14:val="standardContextual"/>
             </w:rPr>
           </w:pPr>
-          <w:hyperlink w:anchor="_Toc203648597" w:history="1">
+          <w:hyperlink w:anchor="_Toc237115327" w:history="1">
             <w:r>
               <w:rPr>
                 <w:rStyle w:val="Hipervnculo"/>
@@ -3247,7 +3247,7 @@
                 <w:noProof/>
                 <w:webHidden/>
               </w:rPr>
-              <w:instrText xml:space="preserve"> PAGEREF _Toc203648597 \h </w:instrText>
+              <w:instrText xml:space="preserve"> PAGEREF _Toc237115327 \h </w:instrText>
             </w:r>
             <w:r>
               <w:rPr>
@@ -3575,11 +3575,7 @@
           </mc:Choice>
           <mc:Fallback>
             <w:pict>
-              <v:shapetype w14:anchorId="33873585" id="_x0000_t202" coordsize="21600,21600" o:spt="202" path="m,l,21600r21600,l21600,xe">
-                <v:stroke joinstyle="miter"/>
-                <v:path gradientshapeok="t" o:connecttype="rect"/>
-              </v:shapetype>
-              <v:shape id="Cuadro de texto 336883145" o:spid="_x0000_s1027" type="#_x0000_t202" style="position:absolute;left:0;text-align:left;margin-left:-13.8pt;margin-top:-25.1pt;width:85.5pt;height:75pt;z-index:251667456;visibility:visible;mso-wrap-style:square;mso-wrap-distance-left:9pt;mso-wrap-distance-top:0;mso-wrap-distance-right:9pt;mso-wrap-distance-bottom:0;mso-position-horizontal:absolute;mso-position-horizontal-relative:text;mso-position-vertical:absolute;mso-position-vertical-relative:text;v-text-anchor:top" o:gfxdata="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" filled="f" stroked="f" strokeweight=".5pt">
+              <v:shape w14:anchorId="33873585" id="Cuadro de texto 336883145" o:spid="_x0000_s1027" type="#_x0000_t202" style="position:absolute;left:0;text-align:left;margin-left:-13.8pt;margin-top:-25.1pt;width:85.5pt;height:75pt;z-index:251667456;visibility:visible;mso-wrap-style:square;mso-wrap-distance-left:9pt;mso-wrap-distance-top:0;mso-wrap-distance-right:9pt;mso-wrap-distance-bottom:0;mso-position-horizontal:absolute;mso-position-horizontal-relative:text;mso-position-vertical:absolute;mso-position-vertical-relative:text;v-text-anchor:top" o:gfxdata="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" filled="f" stroked="f" strokeweight=".5pt">
                 <v:textbox>
                   <w:txbxContent>
                     <w:p>
@@ -3701,7 +3697,7 @@
       <w:pPr>
         <w:pStyle w:val="Ttulo1"/>
       </w:pPr>
-      <w:bookmarkStart w:id="0" w:name="_Toc203648569"/>
+      <w:bookmarkStart w:id="0" w:name="_Toc237115299"/>
       <w:r>
         <w:t>INFORMACIÓN GENERAL</w:t>
       </w:r>
@@ -3711,7 +3707,7 @@
       <w:pPr>
         <w:pStyle w:val="Ttulo2"/>
       </w:pPr>
-      <w:bookmarkStart w:id="1" w:name="_Toc203648570"/>
+      <w:bookmarkStart w:id="1" w:name="_Toc237115300"/>
       <w:r>
         <w:t>Título</w:t>
       </w:r>
@@ -3742,7 +3738,7 @@
       <w:pPr>
         <w:pStyle w:val="Ttulo2"/>
       </w:pPr>
-      <w:bookmarkStart w:id="2" w:name="_Toc203648571"/>
+      <w:bookmarkStart w:id="2" w:name="_Toc237115301"/>
       <w:r>
         <w:t>Autor</w:t>
       </w:r>
@@ -3793,7 +3789,7 @@
       <w:pPr>
         <w:pStyle w:val="Ttulo2"/>
       </w:pPr>
-      <w:bookmarkStart w:id="3" w:name="_Toc203648572"/>
+      <w:bookmarkStart w:id="3" w:name="_Toc237115302"/>
       <w:r>
         <w:t>Asesor</w:t>
       </w:r>
@@ -3834,7 +3830,7 @@
       <w:pPr>
         <w:pStyle w:val="Ttulo2"/>
       </w:pPr>
-      <w:bookmarkStart w:id="4" w:name="_Toc203648573"/>
+      <w:bookmarkStart w:id="4" w:name="_Toc237115303"/>
       <w:r>
         <w:t>Proyecto presentado para lograr el:</w:t>
       </w:r>
@@ -3882,7 +3878,7 @@
       <w:pPr>
         <w:pStyle w:val="Ttulo2"/>
       </w:pPr>
-      <w:bookmarkStart w:id="5" w:name="_Toc203648574"/>
+      <w:bookmarkStart w:id="5" w:name="_Toc237115304"/>
       <w:r>
         <w:t>Línea de investigación</w:t>
       </w:r>
@@ -3923,7 +3919,7 @@
       <w:pPr>
         <w:pStyle w:val="Ttulo2"/>
       </w:pPr>
-      <w:bookmarkStart w:id="6" w:name="_Toc203648575"/>
+      <w:bookmarkStart w:id="6" w:name="_Toc237115305"/>
       <w:r>
         <w:t>Duración estimada del proyecto</w:t>
       </w:r>
@@ -3972,7 +3968,7 @@
       <w:pPr>
         <w:pStyle w:val="Ttulo2"/>
       </w:pPr>
-      <w:bookmarkStart w:id="7" w:name="_Toc203648576"/>
+      <w:bookmarkStart w:id="7" w:name="_Toc237115306"/>
       <w:r>
         <w:t>Fecha de inicio</w:t>
       </w:r>
@@ -4014,7 +4010,7 @@
       <w:pPr>
         <w:pStyle w:val="Ttulo2"/>
       </w:pPr>
-      <w:bookmarkStart w:id="8" w:name="_Toc203648577"/>
+      <w:bookmarkStart w:id="8" w:name="_Toc237115307"/>
       <w:r>
         <w:t>Fecha de término</w:t>
       </w:r>
@@ -4079,7 +4075,7 @@
       <w:pPr>
         <w:pStyle w:val="Ttulo1"/>
       </w:pPr>
-      <w:bookmarkStart w:id="9" w:name="_Toc203648578"/>
+      <w:bookmarkStart w:id="9" w:name="_Toc237115308"/>
       <w:r>
         <w:lastRenderedPageBreak/>
         <w:t>PLANTEAMIENTO DE LA INVESTIGACIÓN</w:t>
@@ -4090,7 +4086,7 @@
       <w:pPr>
         <w:pStyle w:val="Ttulo2"/>
       </w:pPr>
-      <w:bookmarkStart w:id="10" w:name="_Toc203648579"/>
+      <w:bookmarkStart w:id="10" w:name="_Toc237115309"/>
       <w:r>
         <w:t>Síntesis de la situación problemática</w:t>
       </w:r>
@@ -4172,7 +4168,7 @@
       <w:pPr>
         <w:pStyle w:val="Ttulo2"/>
       </w:pPr>
-      <w:bookmarkStart w:id="11" w:name="_Toc203648580"/>
+      <w:bookmarkStart w:id="11" w:name="_Toc237115310"/>
       <w:r>
         <w:t>Formulación del problema de investigación</w:t>
       </w:r>
@@ -4203,7 +4199,7 @@
       <w:pPr>
         <w:pStyle w:val="Ttulo2"/>
       </w:pPr>
-      <w:bookmarkStart w:id="12" w:name="_Toc203648581"/>
+      <w:bookmarkStart w:id="12" w:name="_Toc237115311"/>
       <w:r>
         <w:t>Objetivo general</w:t>
       </w:r>
@@ -4282,7 +4278,7 @@
       <w:pPr>
         <w:pStyle w:val="Ttulo2"/>
       </w:pPr>
-      <w:bookmarkStart w:id="13" w:name="_Toc203648582"/>
+      <w:bookmarkStart w:id="13" w:name="_Toc237115312"/>
       <w:r>
         <w:t>Objetivo</w:t>
       </w:r>
@@ -4432,7 +4428,7 @@
       <w:pPr>
         <w:pStyle w:val="Ttulo1"/>
       </w:pPr>
-      <w:bookmarkStart w:id="14" w:name="_Toc203648583"/>
+      <w:bookmarkStart w:id="14" w:name="_Toc237115313"/>
       <w:r>
         <w:t>DISEÑO TEÓRICO</w:t>
       </w:r>
@@ -4442,7 +4438,7 @@
       <w:pPr>
         <w:pStyle w:val="Ttulo2"/>
       </w:pPr>
-      <w:bookmarkStart w:id="15" w:name="_Toc203648584"/>
+      <w:bookmarkStart w:id="15" w:name="_Toc237115314"/>
       <w:r>
         <w:t>Antecedentes</w:t>
       </w:r>
@@ -4576,25 +4572,7 @@
           <w:szCs w:val="24"/>
         </w:rPr>
         <w:lastRenderedPageBreak/>
-        <w:t xml:space="preserve">La metodología empleada fue de tipo incremental, lo que permitió desarrollar el sistema por etapas. El proceso inició con el análisis de los flujos manuales existentes y la realización de entrevistas a usuarios clave. A partir de ello, se diseñó un prototipo funcional, se ejecutaron pruebas piloto y se hicieron ajustes según el </w:t>
-      </w:r>
-      <w:proofErr w:type="spellStart"/>
-      <w:r>
-        <w:rPr>
-          <w:rFonts w:ascii="Times New Roman" w:hAnsi="Times New Roman" w:cs="Times New Roman"/>
-          <w:sz w:val="24"/>
-          <w:szCs w:val="24"/>
-        </w:rPr>
-        <w:t>feedback</w:t>
-      </w:r>
-      <w:proofErr w:type="spellEnd"/>
-      <w:r>
-        <w:rPr>
-          <w:rFonts w:ascii="Times New Roman" w:hAnsi="Times New Roman" w:cs="Times New Roman"/>
-          <w:sz w:val="24"/>
-          <w:szCs w:val="24"/>
-        </w:rPr>
-        <w:t xml:space="preserve"> recibido de los usuarios. Para evaluar el impacto de la solución, se aplicó un análisis comparativo del desempeño del proceso antes y después de la automatización.</w:t>
+        <w:t>La metodología empleada fue de tipo incremental, lo que permitió desarrollar el sistema por etapas. El proceso inició con el análisis de los flujos manuales existentes y la realización de entrevistas a usuarios clave. A partir de ello, se diseñó un prototipo funcional, se ejecutaron pruebas piloto y se hicieron ajustes según el feedback recibido de los usuarios. Para evaluar el impacto de la solución, se aplicó un análisis comparativo del desempeño del proceso antes y después de la automatización.</w:t>
       </w:r>
     </w:p>
     <w:p>
@@ -4899,25 +4877,7 @@
           <w:sz w:val="24"/>
           <w:szCs w:val="24"/>
         </w:rPr>
-        <w:t xml:space="preserve">En el año 2020, Huamán y </w:t>
-      </w:r>
-      <w:proofErr w:type="spellStart"/>
-      <w:r>
-        <w:rPr>
-          <w:rFonts w:ascii="Times New Roman" w:hAnsi="Times New Roman" w:cs="Times New Roman"/>
-          <w:sz w:val="24"/>
-          <w:szCs w:val="24"/>
-        </w:rPr>
-        <w:t>Tamani</w:t>
-      </w:r>
-      <w:proofErr w:type="spellEnd"/>
-      <w:r>
-        <w:rPr>
-          <w:rFonts w:ascii="Times New Roman" w:hAnsi="Times New Roman" w:cs="Times New Roman"/>
-          <w:sz w:val="24"/>
-          <w:szCs w:val="24"/>
-        </w:rPr>
-        <w:t xml:space="preserve"> desarrollaron el proyecto titulado “Implementación de un sistema informático para la gestión de proyectos de investigación” en la Universidad César Vallejo, Perú. El objetivo de la investigación fue desarrollar un sistema informático que optimizara la gestión y el control de los proyectos de investigación, con un enfoque particular en la trazabilidad y la detección de duplicidades.</w:t>
+        <w:t>En el año 2020, Huamán y Tamani desarrollaron el proyecto titulado “Implementación de un sistema informático para la gestión de proyectos de investigación” en la Universidad César Vallejo, Perú. El objetivo de la investigación fue desarrollar un sistema informático que optimizara la gestión y el control de los proyectos de investigación, con un enfoque particular en la trazabilidad y la detección de duplicidades.</w:t>
       </w:r>
     </w:p>
     <w:p>
@@ -4938,61 +4898,7 @@
           <w:sz w:val="24"/>
           <w:szCs w:val="24"/>
         </w:rPr>
-        <w:t>Para el desarrollo del sistema se utilizó la metodología RUP (</w:t>
-      </w:r>
-      <w:proofErr w:type="spellStart"/>
-      <w:r>
-        <w:rPr>
-          <w:rFonts w:ascii="Times New Roman" w:hAnsi="Times New Roman" w:cs="Times New Roman"/>
-          <w:sz w:val="24"/>
-          <w:szCs w:val="24"/>
-        </w:rPr>
-        <w:t>Rational</w:t>
-      </w:r>
-      <w:proofErr w:type="spellEnd"/>
-      <w:r>
-        <w:rPr>
-          <w:rFonts w:ascii="Times New Roman" w:hAnsi="Times New Roman" w:cs="Times New Roman"/>
-          <w:sz w:val="24"/>
-          <w:szCs w:val="24"/>
-        </w:rPr>
-        <w:t xml:space="preserve"> </w:t>
-      </w:r>
-      <w:proofErr w:type="spellStart"/>
-      <w:r>
-        <w:rPr>
-          <w:rFonts w:ascii="Times New Roman" w:hAnsi="Times New Roman" w:cs="Times New Roman"/>
-          <w:sz w:val="24"/>
-          <w:szCs w:val="24"/>
-        </w:rPr>
-        <w:t>Unified</w:t>
-      </w:r>
-      <w:proofErr w:type="spellEnd"/>
-      <w:r>
-        <w:rPr>
-          <w:rFonts w:ascii="Times New Roman" w:hAnsi="Times New Roman" w:cs="Times New Roman"/>
-          <w:sz w:val="24"/>
-          <w:szCs w:val="24"/>
-        </w:rPr>
-        <w:t xml:space="preserve"> </w:t>
-      </w:r>
-      <w:proofErr w:type="spellStart"/>
-      <w:r>
-        <w:rPr>
-          <w:rFonts w:ascii="Times New Roman" w:hAnsi="Times New Roman" w:cs="Times New Roman"/>
-          <w:sz w:val="24"/>
-          <w:szCs w:val="24"/>
-        </w:rPr>
-        <w:t>Process</w:t>
-      </w:r>
-      <w:proofErr w:type="spellEnd"/>
-      <w:r>
-        <w:rPr>
-          <w:rFonts w:ascii="Times New Roman" w:hAnsi="Times New Roman" w:cs="Times New Roman"/>
-          <w:sz w:val="24"/>
-          <w:szCs w:val="24"/>
-        </w:rPr>
-        <w:t xml:space="preserve">), complementada con el uso de UML (Lenguaje Unificado de Modelado) para las etapas de análisis, diseño y documentación del proyecto. La implementación se llevó a cabo utilizando el lenguaje de programación C#. Asimismo, se realizaron pruebas funcionales y se aplicaron encuestas de satisfacción a los </w:t>
+        <w:t xml:space="preserve">Para el desarrollo del sistema se utilizó la metodología RUP (Rational Unified Process), complementada con el uso de UML (Lenguaje Unificado de Modelado) para las etapas de análisis, diseño y documentación del proyecto. La implementación se llevó a cabo utilizando el lenguaje de programación C#. Asimismo, se realizaron pruebas funcionales y se aplicaron encuestas de satisfacción a los </w:t>
       </w:r>
       <w:r>
         <w:rPr>
@@ -5511,25 +5417,7 @@
           <w:szCs w:val="24"/>
         </w:rPr>
         <w:lastRenderedPageBreak/>
-        <w:t xml:space="preserve">La validación del sistema se realizó mediante pruebas de precisión y </w:t>
-      </w:r>
-      <w:proofErr w:type="spellStart"/>
-      <w:r>
-        <w:rPr>
-          <w:rFonts w:ascii="Times New Roman" w:hAnsi="Times New Roman" w:cs="Times New Roman"/>
-          <w:sz w:val="24"/>
-          <w:szCs w:val="24"/>
-        </w:rPr>
-        <w:t>recall</w:t>
-      </w:r>
-      <w:proofErr w:type="spellEnd"/>
-      <w:r>
-        <w:rPr>
-          <w:rFonts w:ascii="Times New Roman" w:hAnsi="Times New Roman" w:cs="Times New Roman"/>
-          <w:sz w:val="24"/>
-          <w:szCs w:val="24"/>
-        </w:rPr>
-        <w:t xml:space="preserve">, logrando una efectividad del 95% en la identificación de coincidencias textuales. </w:t>
+        <w:t xml:space="preserve">La validación del sistema se realizó mediante pruebas de precisión y recall, logrando una efectividad del 95% en la identificación de coincidencias textuales. </w:t>
       </w:r>
     </w:p>
     <w:p>
@@ -5596,7 +5484,7 @@
       <w:pPr>
         <w:pStyle w:val="Ttulo2"/>
       </w:pPr>
-      <w:bookmarkStart w:id="16" w:name="_Toc203648585"/>
+      <w:bookmarkStart w:id="16" w:name="_Toc237115315"/>
       <w:r>
         <w:t>Bases teóricas</w:t>
       </w:r>
@@ -5686,43 +5574,7 @@
           <w:sz w:val="24"/>
           <w:szCs w:val="24"/>
         </w:rPr>
-        <w:t xml:space="preserve">Según </w:t>
-      </w:r>
-      <w:proofErr w:type="spellStart"/>
-      <w:r>
-        <w:rPr>
-          <w:rFonts w:ascii="Times New Roman" w:hAnsi="Times New Roman" w:cs="Times New Roman"/>
-          <w:sz w:val="24"/>
-          <w:szCs w:val="24"/>
-        </w:rPr>
-        <w:t>Stallings</w:t>
-      </w:r>
-      <w:proofErr w:type="spellEnd"/>
-      <w:r>
-        <w:rPr>
-          <w:rFonts w:ascii="Times New Roman" w:hAnsi="Times New Roman" w:cs="Times New Roman"/>
-          <w:sz w:val="24"/>
-          <w:szCs w:val="24"/>
-        </w:rPr>
-        <w:t xml:space="preserve"> (2017), la firma digital es fundamental para la seguridad en las comunicaciones electrónicas, ya que asegura que el mensaje o documento firmado no ha sufrido modificaciones y que el firmante no puede negar su autoría. La Ley Modelo de la CNUDMI sobre Firmas Electrónicas y la Directiva Europea </w:t>
-      </w:r>
-      <w:proofErr w:type="spellStart"/>
-      <w:r>
-        <w:rPr>
-          <w:rFonts w:ascii="Times New Roman" w:hAnsi="Times New Roman" w:cs="Times New Roman"/>
-          <w:sz w:val="24"/>
-          <w:szCs w:val="24"/>
-        </w:rPr>
-        <w:t>eIDAS</w:t>
-      </w:r>
-      <w:proofErr w:type="spellEnd"/>
-      <w:r>
-        <w:rPr>
-          <w:rFonts w:ascii="Times New Roman" w:hAnsi="Times New Roman" w:cs="Times New Roman"/>
-          <w:sz w:val="24"/>
-          <w:szCs w:val="24"/>
-        </w:rPr>
-        <w:t xml:space="preserve"> regulan su uso legal y técnico.</w:t>
+        <w:t>Según Stallings (2017), la firma digital es fundamental para la seguridad en las comunicaciones electrónicas, ya que asegura que el mensaje o documento firmado no ha sufrido modificaciones y que el firmante no puede negar su autoría. La Ley Modelo de la CNUDMI sobre Firmas Electrónicas y la Directiva Europea eIDAS regulan su uso legal y técnico.</w:t>
       </w:r>
     </w:p>
     <w:p>
@@ -5797,25 +5649,7 @@
           <w:sz w:val="24"/>
           <w:szCs w:val="24"/>
         </w:rPr>
-        <w:t xml:space="preserve">Este esquema es la base de muchas aplicaciones de seguridad, como la firma digital y el intercambio seguro de claves. Según </w:t>
-      </w:r>
-      <w:proofErr w:type="spellStart"/>
-      <w:r>
-        <w:rPr>
-          <w:rFonts w:ascii="Times New Roman" w:hAnsi="Times New Roman" w:cs="Times New Roman"/>
-          <w:sz w:val="24"/>
-          <w:szCs w:val="24"/>
-        </w:rPr>
-        <w:t>Stallings</w:t>
-      </w:r>
-      <w:proofErr w:type="spellEnd"/>
-      <w:r>
-        <w:rPr>
-          <w:rFonts w:ascii="Times New Roman" w:hAnsi="Times New Roman" w:cs="Times New Roman"/>
-          <w:sz w:val="24"/>
-          <w:szCs w:val="24"/>
-        </w:rPr>
-        <w:t xml:space="preserve"> (2017), la criptografía asimétrica resuelve problemas de distribución de claves y permite la verificación de identidad sin necesidad de compartir secretos previos.</w:t>
+        <w:t>Este esquema es la base de muchas aplicaciones de seguridad, como la firma digital y el intercambio seguro de claves. Según Stallings (2017), la criptografía asimétrica resuelve problemas de distribución de claves y permite la verificación de identidad sin necesidad de compartir secretos previos.</w:t>
       </w:r>
     </w:p>
     <w:p>
@@ -6012,7 +5846,7 @@
       <w:pPr>
         <w:pStyle w:val="Ttulo1"/>
       </w:pPr>
-      <w:bookmarkStart w:id="17" w:name="_Toc203648586"/>
+      <w:bookmarkStart w:id="17" w:name="_Toc237115316"/>
       <w:r>
         <w:t>DISEÑO METODOLÓGICO</w:t>
       </w:r>
@@ -6022,7 +5856,7 @@
       <w:pPr>
         <w:pStyle w:val="Ttulo2"/>
       </w:pPr>
-      <w:bookmarkStart w:id="18" w:name="_Toc203648587"/>
+      <w:bookmarkStart w:id="18" w:name="_Toc237115317"/>
       <w:r>
         <w:t>Tipificación de</w:t>
       </w:r>
@@ -6182,7 +6016,7 @@
       <w:pPr>
         <w:pStyle w:val="Ttulo2"/>
       </w:pPr>
-      <w:bookmarkStart w:id="20" w:name="_Toc203648588"/>
+      <w:bookmarkStart w:id="20" w:name="_Toc237115318"/>
       <w:r>
         <w:t>Diseño de investigación</w:t>
       </w:r>
@@ -6327,7 +6161,7 @@
       <w:pPr>
         <w:pStyle w:val="Ttulo2"/>
       </w:pPr>
-      <w:bookmarkStart w:id="21" w:name="_Toc203648589"/>
+      <w:bookmarkStart w:id="21" w:name="_Toc237115319"/>
       <w:r>
         <w:lastRenderedPageBreak/>
         <w:t>Tabla de operacionalización de variable</w:t>
@@ -8120,7 +7954,7 @@
       <w:pPr>
         <w:pStyle w:val="Ttulo2"/>
       </w:pPr>
-      <w:bookmarkStart w:id="23" w:name="_Toc203648590"/>
+      <w:bookmarkStart w:id="23" w:name="_Toc237115320"/>
       <w:r>
         <w:lastRenderedPageBreak/>
         <w:t>Población y muestra</w:t>
@@ -8259,7 +8093,7 @@
       <w:pPr>
         <w:pStyle w:val="Ttulo2"/>
       </w:pPr>
-      <w:bookmarkStart w:id="24" w:name="_Toc203648591"/>
+      <w:bookmarkStart w:id="24" w:name="_Toc237115321"/>
       <w:r>
         <w:t>Técnicas, instrumentos, equipos y materiales</w:t>
       </w:r>
@@ -8419,7 +8253,7 @@
         <w:pStyle w:val="Ttulo2"/>
       </w:pPr>
       <w:bookmarkStart w:id="25" w:name="_Toc203344834"/>
-      <w:bookmarkStart w:id="26" w:name="_Toc203648592"/>
+      <w:bookmarkStart w:id="26" w:name="_Toc237115322"/>
       <w:r>
         <w:t>Método de análisis</w:t>
       </w:r>
@@ -8506,7 +8340,7 @@
       <w:pPr>
         <w:pStyle w:val="Ttulo1"/>
       </w:pPr>
-      <w:bookmarkStart w:id="27" w:name="_Toc203648593"/>
+      <w:bookmarkStart w:id="27" w:name="_Toc237115323"/>
       <w:r>
         <w:lastRenderedPageBreak/>
         <w:t>ACTIVIDADES Y RECURSOS</w:t>
@@ -8517,7 +8351,7 @@
       <w:pPr>
         <w:pStyle w:val="Ttulo2"/>
       </w:pPr>
-      <w:bookmarkStart w:id="28" w:name="_Toc203648594"/>
+      <w:bookmarkStart w:id="28" w:name="_Toc237115324"/>
       <w:r>
         <w:t>Cronograma</w:t>
       </w:r>
@@ -8594,10 +8428,10 @@
             <v:path o:extrusionok="f" gradientshapeok="t" o:connecttype="rect"/>
             <o:lock v:ext="edit" aspectratio="t"/>
           </v:shapetype>
-          <v:shape id="_x0000_i1025" type="#_x0000_t75" style="width:77.25pt;height:50.25pt" o:ole="">
+          <v:shape id="_x0000_i1025" type="#_x0000_t75" style="width:77.2pt;height:50.4pt" o:ole="">
             <v:imagedata r:id="rId14" o:title=""/>
           </v:shape>
-          <o:OLEObject Type="Embed" ProgID="Package" ShapeID="_x0000_i1025" DrawAspect="Icon" ObjectID="_1816552395" r:id="rId15"/>
+          <o:OLEObject Type="Embed" ProgID="Package" ShapeID="_x0000_i1025" DrawAspect="Icon" ObjectID="_1847728039" r:id="rId15"/>
         </w:object>
       </w:r>
     </w:p>
@@ -8638,7 +8472,7 @@
       <w:pPr>
         <w:pStyle w:val="Ttulo2"/>
       </w:pPr>
-      <w:bookmarkStart w:id="29" w:name="_Toc203648595"/>
+      <w:bookmarkStart w:id="29" w:name="_Toc237115325"/>
       <w:r>
         <w:t>Presupuesto</w:t>
       </w:r>
@@ -9246,10 +9080,10 @@
       </w:r>
       <w:r>
         <w:object w:dxaOrig="1541" w:dyaOrig="998" w14:anchorId="379BE14B">
-          <v:shape id="_x0000_i1026" type="#_x0000_t75" style="width:77.25pt;height:50.25pt" o:ole="">
+          <v:shape id="_x0000_i1026" type="#_x0000_t75" style="width:77.2pt;height:50.4pt" o:ole="">
             <v:imagedata r:id="rId16" o:title=""/>
           </v:shape>
-          <o:OLEObject Type="Embed" ProgID="Excel.Sheet.12" ShapeID="_x0000_i1026" DrawAspect="Icon" ObjectID="_1816552396" r:id="rId17"/>
+          <o:OLEObject Type="Embed" ProgID="Excel.Sheet.12" ShapeID="_x0000_i1026" DrawAspect="Icon" ObjectID="_1847728040" r:id="rId17"/>
         </w:object>
       </w:r>
     </w:p>
@@ -9270,7 +9104,7 @@
       <w:pPr>
         <w:pStyle w:val="Ttulo2"/>
       </w:pPr>
-      <w:bookmarkStart w:id="30" w:name="_Toc203648596"/>
+      <w:bookmarkStart w:id="30" w:name="_Toc237115326"/>
       <w:r>
         <w:t>Financiamiento</w:t>
       </w:r>
@@ -9333,7 +9167,7 @@
       <w:pPr>
         <w:pStyle w:val="Ttulo2"/>
       </w:pPr>
-      <w:bookmarkStart w:id="31" w:name="_Toc203648597"/>
+      <w:bookmarkStart w:id="31" w:name="_Toc237115327"/>
       <w:r>
         <w:t>Productos y difusión de resultados</w:t>
       </w:r>
@@ -9476,25 +9310,7 @@
           <w:sz w:val="24"/>
           <w:szCs w:val="24"/>
         </w:rPr>
-        <w:t xml:space="preserve">Díaz, M., et al. (2021). Prácticas y causas del </w:t>
-      </w:r>
-      <w:proofErr w:type="spellStart"/>
-      <w:r>
-        <w:rPr>
-          <w:rFonts w:ascii="Times New Roman" w:hAnsi="Times New Roman" w:cs="Times New Roman"/>
-          <w:sz w:val="24"/>
-          <w:szCs w:val="24"/>
-        </w:rPr>
-        <w:t>ciberplagio</w:t>
-      </w:r>
-      <w:proofErr w:type="spellEnd"/>
-      <w:r>
-        <w:rPr>
-          <w:rFonts w:ascii="Times New Roman" w:hAnsi="Times New Roman" w:cs="Times New Roman"/>
-          <w:sz w:val="24"/>
-          <w:szCs w:val="24"/>
-        </w:rPr>
-        <w:t xml:space="preserve"> en personas estudiantes universitarias. Revista Iberoamericana de Educación Superior, 12(1), 254-270. </w:t>
+        <w:t xml:space="preserve">Díaz, M., et al. (2021). Prácticas y causas del ciberplagio en personas estudiantes universitarias. Revista Iberoamericana de Educación Superior, 12(1), 254-270. </w:t>
       </w:r>
       <w:hyperlink r:id="rId19" w:history="1">
         <w:r>
@@ -9596,25 +9412,7 @@
           <w:sz w:val="24"/>
           <w:szCs w:val="24"/>
         </w:rPr>
-        <w:t xml:space="preserve">Elías Rodríguez </w:t>
-      </w:r>
-      <w:proofErr w:type="spellStart"/>
-      <w:r>
-        <w:rPr>
-          <w:rFonts w:ascii="Times New Roman" w:hAnsi="Times New Roman" w:cs="Times New Roman"/>
-          <w:sz w:val="24"/>
-          <w:szCs w:val="24"/>
-        </w:rPr>
-        <w:t>Rodríguez</w:t>
-      </w:r>
-      <w:proofErr w:type="spellEnd"/>
-      <w:r>
-        <w:rPr>
-          <w:rFonts w:ascii="Times New Roman" w:hAnsi="Times New Roman" w:cs="Times New Roman"/>
-          <w:sz w:val="24"/>
-          <w:szCs w:val="24"/>
-        </w:rPr>
-        <w:t xml:space="preserve">, et al. (2021). Automatización de los procesos de gestión de proyectos de investigación. </w:t>
+        <w:t xml:space="preserve">Elías Rodríguez Rodríguez, et al. (2021). Automatización de los procesos de gestión de proyectos de investigación. </w:t>
       </w:r>
       <w:hyperlink r:id="rId21" w:history="1">
         <w:r>
@@ -9869,25 +9667,7 @@
           <w:sz w:val="24"/>
           <w:szCs w:val="24"/>
         </w:rPr>
-        <w:t xml:space="preserve">Huamán, A., &amp; </w:t>
-      </w:r>
-      <w:proofErr w:type="spellStart"/>
-      <w:r>
-        <w:rPr>
-          <w:rFonts w:ascii="Times New Roman" w:hAnsi="Times New Roman" w:cs="Times New Roman"/>
-          <w:sz w:val="24"/>
-          <w:szCs w:val="24"/>
-        </w:rPr>
-        <w:t>Tamani</w:t>
-      </w:r>
-      <w:proofErr w:type="spellEnd"/>
-      <w:r>
-        <w:rPr>
-          <w:rFonts w:ascii="Times New Roman" w:hAnsi="Times New Roman" w:cs="Times New Roman"/>
-          <w:sz w:val="24"/>
-          <w:szCs w:val="24"/>
-        </w:rPr>
-        <w:t xml:space="preserve">, G. (2020). Implementación de un sistema informático para la gestión de proyectos de investigación. Universidad César Vallejo. </w:t>
+        <w:t xml:space="preserve">Huamán, A., &amp; Tamani, G. (2020). Implementación de un sistema informático para la gestión de proyectos de investigación. Universidad César Vallejo. </w:t>
       </w:r>
       <w:hyperlink r:id="rId26" w:history="1">
         <w:r>
@@ -10224,43 +10004,7 @@
           <w:sz w:val="24"/>
           <w:szCs w:val="24"/>
         </w:rPr>
-        <w:t xml:space="preserve">¿Qué Es La Metodología Scrum? Y Gestión De Proyectos Scrum. (2024, 5 de marzo). </w:t>
-      </w:r>
-      <w:proofErr w:type="spellStart"/>
-      <w:r>
-        <w:rPr>
-          <w:rFonts w:ascii="Times New Roman" w:hAnsi="Times New Roman" w:cs="Times New Roman"/>
-          <w:sz w:val="24"/>
-          <w:szCs w:val="24"/>
-        </w:rPr>
-        <w:t>Nimble</w:t>
-      </w:r>
-      <w:proofErr w:type="spellEnd"/>
-      <w:r>
-        <w:rPr>
-          <w:rFonts w:ascii="Times New Roman" w:hAnsi="Times New Roman" w:cs="Times New Roman"/>
-          <w:sz w:val="24"/>
-          <w:szCs w:val="24"/>
-        </w:rPr>
-        <w:t xml:space="preserve"> </w:t>
-      </w:r>
-      <w:proofErr w:type="spellStart"/>
-      <w:r>
-        <w:rPr>
-          <w:rFonts w:ascii="Times New Roman" w:hAnsi="Times New Roman" w:cs="Times New Roman"/>
-          <w:sz w:val="24"/>
-          <w:szCs w:val="24"/>
-        </w:rPr>
-        <w:t>Work</w:t>
-      </w:r>
-      <w:proofErr w:type="spellEnd"/>
-      <w:r>
-        <w:rPr>
-          <w:rFonts w:ascii="Times New Roman" w:hAnsi="Times New Roman" w:cs="Times New Roman"/>
-          <w:sz w:val="24"/>
-          <w:szCs w:val="24"/>
-        </w:rPr>
-        <w:t xml:space="preserve">. </w:t>
+        <w:t xml:space="preserve">¿Qué Es La Metodología Scrum? Y Gestión De Proyectos Scrum. (2024, 5 de marzo). Nimble Work. </w:t>
       </w:r>
       <w:hyperlink r:id="rId33" w:history="1">
         <w:r>
@@ -10651,7 +10395,6 @@
         </w:rPr>
         <w:tab/>
       </w:r>
-      <w:proofErr w:type="gramStart"/>
       <w:r>
         <w:rPr>
           <w:rFonts w:ascii="Arial Narrow" w:hAnsi="Arial Narrow"/>
@@ -10669,7 +10412,6 @@
         </w:rPr>
         <w:tab/>
       </w:r>
-      <w:proofErr w:type="gramEnd"/>
       <w:r>
         <w:rPr>
           <w:rFonts w:ascii="Arial Narrow" w:hAnsi="Arial Narrow"/>
@@ -10825,7 +10567,7 @@
 </file>
 
 <file path=word/endnotes.xml><?xml version="1.0" encoding="utf-8"?>
-<w:endnotes xmlns:wpc="http://schemas.microsoft.com/office/word/2010/wordprocessingCanvas" xmlns:cx="http://schemas.microsoft.com/office/drawing/2014/chartex" xmlns:cx1="http://schemas.microsoft.com/office/drawing/2015/9/8/chartex" xmlns:cx2="http://schemas.microsoft.com/office/drawing/2015/10/21/chartex" xmlns:cx3="http://schemas.microsoft.com/office/drawing/2016/5/9/chartex" xmlns:cx4="http://schemas.microsoft.com/office/drawing/2016/5/10/chartex" xmlns:cx5="http://schemas.microsoft.com/office/drawing/2016/5/11/chartex" xmlns:cx6="http://schemas.microsoft.com/office/drawing/2016/5/12/chartex" xmlns:cx7="http://schemas.microsoft.com/office/drawing/2016/5/13/chartex" xmlns:cx8="http://schemas.microsoft.com/office/drawing/2016/5/14/chartex" xmlns:mc="http://schemas.openxmlformats.org/markup-compatibility/2006" xmlns:aink="http://schemas.microsoft.com/office/drawing/2016/ink" xmlns:am3d="http://schemas.microsoft.com/office/drawing/2017/model3d" xmlns:o="urn:schemas-microsoft-com:office:office" xmlns:oel="http://schemas.microsoft.com/office/2019/extlst" xmlns:r="http://schemas.openxmlformats.org/officeDocument/2006/relationships" xmlns:m="http://schemas.openxmlformats.org/officeDocument/2006/math" xmlns:v="urn:schemas-microsoft-com:vml" xmlns:wp14="http://schemas.microsoft.com/office/word/2010/wordprocessingDrawing" xmlns:wp="http://schemas.openxmlformats.org/drawingml/2006/wordprocessingDrawing" xmlns:w10="urn:schemas-microsoft-com:office:word" xmlns:w="http://schemas.openxmlformats.org/wordprocessingml/2006/main" xmlns:w14="http://schemas.microsoft.com/office/word/2010/wordml" xmlns:w15="http://schemas.microsoft.com/office/word/2012/wordml" xmlns:w16cex="http://schemas.microsoft.com/office/word/2018/wordml/cex" xmlns:w16cid="http://schemas.microsoft.com/office/word/2016/wordml/cid" xmlns:w16="http://schemas.microsoft.com/office/word/2018/wordml" xmlns:w16du="http://schemas.microsoft.com/office/word/2023/wordml/word16du" xmlns:w16sdtdh="http://schemas.microsoft.com/office/word/2020/wordml/sdtdatahash" xmlns:w16sdtfl="http://schemas.microsoft.com/office/word/2024/wordml/sdtformatlock" xmlns:w16se="http://schemas.microsoft.com/office/word/2015/wordml/symex" xmlns:wpg="http://schemas.microsoft.com/office/word/2010/wordprocessingGroup" xmlns:wpi="http://schemas.microsoft.com/office/word/2010/wordprocessingInk" xmlns:wne="http://schemas.microsoft.com/office/word/2006/wordml" xmlns:wps="http://schemas.microsoft.com/office/word/2010/wordprocessingShape" mc:Ignorable="w14 w15 w16se w16cid w16 w16cex w16sdtdh w16sdtfl w16du wp14">
+<w:endnotes xmlns:wpc="http://schemas.microsoft.com/office/word/2010/wordprocessingCanvas" xmlns:cx="http://schemas.microsoft.com/office/drawing/2014/chartex" xmlns:cx1="http://schemas.microsoft.com/office/drawing/2015/9/8/chartex" xmlns:cx2="http://schemas.microsoft.com/office/drawing/2015/10/21/chartex" xmlns:cx3="http://schemas.microsoft.com/office/drawing/2016/5/9/chartex" xmlns:cx4="http://schemas.microsoft.com/office/drawing/2016/5/10/chartex" xmlns:cx5="http://schemas.microsoft.com/office/drawing/2016/5/11/chartex" xmlns:cx6="http://schemas.microsoft.com/office/drawing/2016/5/12/chartex" xmlns:cx7="http://schemas.microsoft.com/office/drawing/2016/5/13/chartex" xmlns:cx8="http://schemas.microsoft.com/office/drawing/2016/5/14/chartex" xmlns:mc="http://schemas.openxmlformats.org/markup-compatibility/2006" xmlns:aink="http://schemas.microsoft.com/office/drawing/2016/ink" xmlns:am3d="http://schemas.microsoft.com/office/drawing/2017/model3d" xmlns:o="urn:schemas-microsoft-com:office:office" xmlns:oel="http://schemas.microsoft.com/office/2019/extlst" xmlns:r="http://schemas.openxmlformats.org/officeDocument/2006/relationships" xmlns:m="http://schemas.openxmlformats.org/officeDocument/2006/math" xmlns:v="urn:schemas-microsoft-com:vml" xmlns:wp14="http://schemas.microsoft.com/office/word/2010/wordprocessingDrawing" xmlns:wp="http://schemas.openxmlformats.org/drawingml/2006/wordprocessingDrawing" xmlns:w10="urn:schemas-microsoft-com:office:word" xmlns:w="http://schemas.openxmlformats.org/wordprocessingml/2006/main" xmlns:w14="http://schemas.microsoft.com/office/word/2010/wordml" xmlns:w15="http://schemas.microsoft.com/office/word/2012/wordml" xmlns:w16cex="http://schemas.microsoft.com/office/word/2018/wordml/cex" xmlns:w16cid="http://schemas.microsoft.com/office/word/2016/wordml/cid" xmlns:w16="http://schemas.microsoft.com/office/word/2018/wordml" xmlns:w16sdtdh="http://schemas.microsoft.com/office/word/2020/wordml/sdtdatahash" xmlns:w16se="http://schemas.microsoft.com/office/word/2015/wordml/symex" xmlns:wpg="http://schemas.microsoft.com/office/word/2010/wordprocessingGroup" xmlns:wpi="http://schemas.microsoft.com/office/word/2010/wordprocessingInk" xmlns:wne="http://schemas.microsoft.com/office/word/2006/wordml" xmlns:wps="http://schemas.microsoft.com/office/word/2010/wordprocessingShape" mc:Ignorable="w14 w15 w16se w16cid w16 w16cex w16sdtdh wp14">
   <w:endnote w:type="separator" w:id="-1">
     <w:p>
       <w:pPr>
@@ -10850,7 +10592,7 @@
 </file>
 
 <file path=word/footer1.xml><?xml version="1.0" encoding="utf-8"?>
-<w:ftr xmlns:wpc="http://schemas.microsoft.com/office/word/2010/wordprocessingCanvas" xmlns:cx="http://schemas.microsoft.com/office/drawing/2014/chartex" xmlns:cx1="http://schemas.microsoft.com/office/drawing/2015/9/8/chartex" xmlns:cx2="http://schemas.microsoft.com/office/drawing/2015/10/21/chartex" xmlns:cx3="http://schemas.microsoft.com/office/drawing/2016/5/9/chartex" xmlns:cx4="http://schemas.microsoft.com/office/drawing/2016/5/10/chartex" xmlns:cx5="http://schemas.microsoft.com/office/drawing/2016/5/11/chartex" xmlns:cx6="http://schemas.microsoft.com/office/drawing/2016/5/12/chartex" xmlns:cx7="http://schemas.microsoft.com/office/drawing/2016/5/13/chartex" xmlns:cx8="http://schemas.microsoft.com/office/drawing/2016/5/14/chartex" xmlns:mc="http://schemas.openxmlformats.org/markup-compatibility/2006" xmlns:aink="http://schemas.microsoft.com/office/drawing/2016/ink" xmlns:am3d="http://schemas.microsoft.com/office/drawing/2017/model3d" xmlns:o="urn:schemas-microsoft-com:office:office" xmlns:oel="http://schemas.microsoft.com/office/2019/extlst" xmlns:r="http://schemas.openxmlformats.org/officeDocument/2006/relationships" xmlns:m="http://schemas.openxmlformats.org/officeDocument/2006/math" xmlns:v="urn:schemas-microsoft-com:vml" xmlns:wp14="http://schemas.microsoft.com/office/word/2010/wordprocessingDrawing" xmlns:wp="http://schemas.openxmlformats.org/drawingml/2006/wordprocessingDrawing" xmlns:w10="urn:schemas-microsoft-com:office:word" xmlns:w="http://schemas.openxmlformats.org/wordprocessingml/2006/main" xmlns:w14="http://schemas.microsoft.com/office/word/2010/wordml" xmlns:w15="http://schemas.microsoft.com/office/word/2012/wordml" xmlns:w16cex="http://schemas.microsoft.com/office/word/2018/wordml/cex" xmlns:w16cid="http://schemas.microsoft.com/office/word/2016/wordml/cid" xmlns:w16="http://schemas.microsoft.com/office/word/2018/wordml" xmlns:w16du="http://schemas.microsoft.com/office/word/2023/wordml/word16du" xmlns:w16sdtdh="http://schemas.microsoft.com/office/word/2020/wordml/sdtdatahash" xmlns:w16sdtfl="http://schemas.microsoft.com/office/word/2024/wordml/sdtformatlock" xmlns:w16se="http://schemas.microsoft.com/office/word/2015/wordml/symex" xmlns:wpg="http://schemas.microsoft.com/office/word/2010/wordprocessingGroup" xmlns:wpi="http://schemas.microsoft.com/office/word/2010/wordprocessingInk" xmlns:wne="http://schemas.microsoft.com/office/word/2006/wordml" xmlns:wps="http://schemas.microsoft.com/office/word/2010/wordprocessingShape" mc:Ignorable="w14 w15 w16se w16cid w16 w16cex w16sdtdh w16sdtfl w16du wp14">
+<w:ftr xmlns:wpc="http://schemas.microsoft.com/office/word/2010/wordprocessingCanvas" xmlns:cx="http://schemas.microsoft.com/office/drawing/2014/chartex" xmlns:cx1="http://schemas.microsoft.com/office/drawing/2015/9/8/chartex" xmlns:cx2="http://schemas.microsoft.com/office/drawing/2015/10/21/chartex" xmlns:cx3="http://schemas.microsoft.com/office/drawing/2016/5/9/chartex" xmlns:cx4="http://schemas.microsoft.com/office/drawing/2016/5/10/chartex" xmlns:cx5="http://schemas.microsoft.com/office/drawing/2016/5/11/chartex" xmlns:cx6="http://schemas.microsoft.com/office/drawing/2016/5/12/chartex" xmlns:cx7="http://schemas.microsoft.com/office/drawing/2016/5/13/chartex" xmlns:cx8="http://schemas.microsoft.com/office/drawing/2016/5/14/chartex" xmlns:mc="http://schemas.openxmlformats.org/markup-compatibility/2006" xmlns:aink="http://schemas.microsoft.com/office/drawing/2016/ink" xmlns:am3d="http://schemas.microsoft.com/office/drawing/2017/model3d" xmlns:o="urn:schemas-microsoft-com:office:office" xmlns:oel="http://schemas.microsoft.com/office/2019/extlst" xmlns:r="http://schemas.openxmlformats.org/officeDocument/2006/relationships" xmlns:m="http://schemas.openxmlformats.org/officeDocument/2006/math" xmlns:v="urn:schemas-microsoft-com:vml" xmlns:wp14="http://schemas.microsoft.com/office/word/2010/wordprocessingDrawing" xmlns:wp="http://schemas.openxmlformats.org/drawingml/2006/wordprocessingDrawing" xmlns:w10="urn:schemas-microsoft-com:office:word" xmlns:w="http://schemas.openxmlformats.org/wordprocessingml/2006/main" xmlns:w14="http://schemas.microsoft.com/office/word/2010/wordml" xmlns:w15="http://schemas.microsoft.com/office/word/2012/wordml" xmlns:w16cex="http://schemas.microsoft.com/office/word/2018/wordml/cex" xmlns:w16cid="http://schemas.microsoft.com/office/word/2016/wordml/cid" xmlns:w16="http://schemas.microsoft.com/office/word/2018/wordml" xmlns:w16sdtdh="http://schemas.microsoft.com/office/word/2020/wordml/sdtdatahash" xmlns:w16se="http://schemas.microsoft.com/office/word/2015/wordml/symex" xmlns:wpg="http://schemas.microsoft.com/office/word/2010/wordprocessingGroup" xmlns:wpi="http://schemas.microsoft.com/office/word/2010/wordprocessingInk" xmlns:wne="http://schemas.microsoft.com/office/word/2006/wordml" xmlns:wps="http://schemas.microsoft.com/office/word/2010/wordprocessingShape" mc:Ignorable="w14 w15 w16se w16cid w16 w16cex w16sdtdh wp14">
   <w:sdt>
     <w:sdtPr>
       <w:id w:val="-333221300"/>
@@ -10895,7 +10637,7 @@
 </file>
 
 <file path=word/footnotes.xml><?xml version="1.0" encoding="utf-8"?>
-<w:footnotes xmlns:wpc="http://schemas.microsoft.com/office/word/2010/wordprocessingCanvas" xmlns:cx="http://schemas.microsoft.com/office/drawing/2014/chartex" xmlns:cx1="http://schemas.microsoft.com/office/drawing/2015/9/8/chartex" xmlns:cx2="http://schemas.microsoft.com/office/drawing/2015/10/21/chartex" xmlns:cx3="http://schemas.microsoft.com/office/drawing/2016/5/9/chartex" xmlns:cx4="http://schemas.microsoft.com/office/drawing/2016/5/10/chartex" xmlns:cx5="http://schemas.microsoft.com/office/drawing/2016/5/11/chartex" xmlns:cx6="http://schemas.microsoft.com/office/drawing/2016/5/12/chartex" xmlns:cx7="http://schemas.microsoft.com/office/drawing/2016/5/13/chartex" xmlns:cx8="http://schemas.microsoft.com/office/drawing/2016/5/14/chartex" xmlns:mc="http://schemas.openxmlformats.org/markup-compatibility/2006" xmlns:aink="http://schemas.microsoft.com/office/drawing/2016/ink" xmlns:am3d="http://schemas.microsoft.com/office/drawing/2017/model3d" xmlns:o="urn:schemas-microsoft-com:office:office" xmlns:oel="http://schemas.microsoft.com/office/2019/extlst" xmlns:r="http://schemas.openxmlformats.org/officeDocument/2006/relationships" xmlns:m="http://schemas.openxmlformats.org/officeDocument/2006/math" xmlns:v="urn:schemas-microsoft-com:vml" xmlns:wp14="http://schemas.microsoft.com/office/word/2010/wordprocessingDrawing" xmlns:wp="http://schemas.openxmlformats.org/drawingml/2006/wordprocessingDrawing" xmlns:w10="urn:schemas-microsoft-com:office:word" xmlns:w="http://schemas.openxmlformats.org/wordprocessingml/2006/main" xmlns:w14="http://schemas.microsoft.com/office/word/2010/wordml" xmlns:w15="http://schemas.microsoft.com/office/word/2012/wordml" xmlns:w16cex="http://schemas.microsoft.com/office/word/2018/wordml/cex" xmlns:w16cid="http://schemas.microsoft.com/office/word/2016/wordml/cid" xmlns:w16="http://schemas.microsoft.com/office/word/2018/wordml" xmlns:w16du="http://schemas.microsoft.com/office/word/2023/wordml/word16du" xmlns:w16sdtdh="http://schemas.microsoft.com/office/word/2020/wordml/sdtdatahash" xmlns:w16sdtfl="http://schemas.microsoft.com/office/word/2024/wordml/sdtformatlock" xmlns:w16se="http://schemas.microsoft.com/office/word/2015/wordml/symex" xmlns:wpg="http://schemas.microsoft.com/office/word/2010/wordprocessingGroup" xmlns:wpi="http://schemas.microsoft.com/office/word/2010/wordprocessingInk" xmlns:wne="http://schemas.microsoft.com/office/word/2006/wordml" xmlns:wps="http://schemas.microsoft.com/office/word/2010/wordprocessingShape" mc:Ignorable="w14 w15 w16se w16cid w16 w16cex w16sdtdh w16sdtfl w16du wp14">
+<w:footnotes xmlns:wpc="http://schemas.microsoft.com/office/word/2010/wordprocessingCanvas" xmlns:cx="http://schemas.microsoft.com/office/drawing/2014/chartex" xmlns:cx1="http://schemas.microsoft.com/office/drawing/2015/9/8/chartex" xmlns:cx2="http://schemas.microsoft.com/office/drawing/2015/10/21/chartex" xmlns:cx3="http://schemas.microsoft.com/office/drawing/2016/5/9/chartex" xmlns:cx4="http://schemas.microsoft.com/office/drawing/2016/5/10/chartex" xmlns:cx5="http://schemas.microsoft.com/office/drawing/2016/5/11/chartex" xmlns:cx6="http://schemas.microsoft.com/office/drawing/2016/5/12/chartex" xmlns:cx7="http://schemas.microsoft.com/office/drawing/2016/5/13/chartex" xmlns:cx8="http://schemas.microsoft.com/office/drawing/2016/5/14/chartex" xmlns:mc="http://schemas.openxmlformats.org/markup-compatibility/2006" xmlns:aink="http://schemas.microsoft.com/office/drawing/2016/ink" xmlns:am3d="http://schemas.microsoft.com/office/drawing/2017/model3d" xmlns:o="urn:schemas-microsoft-com:office:office" xmlns:oel="http://schemas.microsoft.com/office/2019/extlst" xmlns:r="http://schemas.openxmlformats.org/officeDocument/2006/relationships" xmlns:m="http://schemas.openxmlformats.org/officeDocument/2006/math" xmlns:v="urn:schemas-microsoft-com:vml" xmlns:wp14="http://schemas.microsoft.com/office/word/2010/wordprocessingDrawing" xmlns:wp="http://schemas.openxmlformats.org/drawingml/2006/wordprocessingDrawing" xmlns:w10="urn:schemas-microsoft-com:office:word" xmlns:w="http://schemas.openxmlformats.org/wordprocessingml/2006/main" xmlns:w14="http://schemas.microsoft.com/office/word/2010/wordml" xmlns:w15="http://schemas.microsoft.com/office/word/2012/wordml" xmlns:w16cex="http://schemas.microsoft.com/office/word/2018/wordml/cex" xmlns:w16cid="http://schemas.microsoft.com/office/word/2016/wordml/cid" xmlns:w16="http://schemas.microsoft.com/office/word/2018/wordml" xmlns:w16sdtdh="http://schemas.microsoft.com/office/word/2020/wordml/sdtdatahash" xmlns:w16se="http://schemas.microsoft.com/office/word/2015/wordml/symex" xmlns:wpg="http://schemas.microsoft.com/office/word/2010/wordprocessingGroup" xmlns:wpi="http://schemas.microsoft.com/office/word/2010/wordprocessingInk" xmlns:wne="http://schemas.microsoft.com/office/word/2006/wordml" xmlns:wps="http://schemas.microsoft.com/office/word/2010/wordprocessingShape" mc:Ignorable="w14 w15 w16se w16cid w16 w16cex w16sdtdh wp14">
   <w:footnote w:type="separator" w:id="-1">
     <w:p>
       <w:pPr>
@@ -10920,7 +10662,7 @@
 </file>
 
 <file path=word/numbering.xml><?xml version="1.0" encoding="utf-8"?>
-<w:numbering xmlns:wpc="http://schemas.microsoft.com/office/word/2010/wordprocessingCanvas" xmlns:cx="http://schemas.microsoft.com/office/drawing/2014/chartex" xmlns:cx1="http://schemas.microsoft.com/office/drawing/2015/9/8/chartex" xmlns:cx2="http://schemas.microsoft.com/office/drawing/2015/10/21/chartex" xmlns:cx3="http://schemas.microsoft.com/office/drawing/2016/5/9/chartex" xmlns:cx4="http://schemas.microsoft.com/office/drawing/2016/5/10/chartex" xmlns:cx5="http://schemas.microsoft.com/office/drawing/2016/5/11/chartex" xmlns:cx6="http://schemas.microsoft.com/office/drawing/2016/5/12/chartex" xmlns:cx7="http://schemas.microsoft.com/office/drawing/2016/5/13/chartex" xmlns:cx8="http://schemas.microsoft.com/office/drawing/2016/5/14/chartex" xmlns:mc="http://schemas.openxmlformats.org/markup-compatibility/2006" xmlns:aink="http://schemas.microsoft.com/office/drawing/2016/ink" xmlns:am3d="http://schemas.microsoft.com/office/drawing/2017/model3d" xmlns:o="urn:schemas-microsoft-com:office:office" xmlns:oel="http://schemas.microsoft.com/office/2019/extlst" xmlns:r="http://schemas.openxmlformats.org/officeDocument/2006/relationships" xmlns:m="http://schemas.openxmlformats.org/officeDocument/2006/math" xmlns:v="urn:schemas-microsoft-com:vml" xmlns:wp14="http://schemas.microsoft.com/office/word/2010/wordprocessingDrawing" xmlns:wp="http://schemas.openxmlformats.org/drawingml/2006/wordprocessingDrawing" xmlns:w10="urn:schemas-microsoft-com:office:word" xmlns:w="http://schemas.openxmlformats.org/wordprocessingml/2006/main" xmlns:w14="http://schemas.microsoft.com/office/word/2010/wordml" xmlns:w15="http://schemas.microsoft.com/office/word/2012/wordml" xmlns:w16cex="http://schemas.microsoft.com/office/word/2018/wordml/cex" xmlns:w16cid="http://schemas.microsoft.com/office/word/2016/wordml/cid" xmlns:w16="http://schemas.microsoft.com/office/word/2018/wordml" xmlns:w16du="http://schemas.microsoft.com/office/word/2023/wordml/word16du" xmlns:w16sdtdh="http://schemas.microsoft.com/office/word/2020/wordml/sdtdatahash" xmlns:w16sdtfl="http://schemas.microsoft.com/office/word/2024/wordml/sdtformatlock" xmlns:w16se="http://schemas.microsoft.com/office/word/2015/wordml/symex" xmlns:wpg="http://schemas.microsoft.com/office/word/2010/wordprocessingGroup" xmlns:wpi="http://schemas.microsoft.com/office/word/2010/wordprocessingInk" xmlns:wne="http://schemas.microsoft.com/office/word/2006/wordml" xmlns:wps="http://schemas.microsoft.com/office/word/2010/wordprocessingShape" mc:Ignorable="w14 w15 w16se w16cid w16 w16cex w16sdtdh w16sdtfl w16du wp14">
+<w:numbering xmlns:wpc="http://schemas.microsoft.com/office/word/2010/wordprocessingCanvas" xmlns:cx="http://schemas.microsoft.com/office/drawing/2014/chartex" xmlns:cx1="http://schemas.microsoft.com/office/drawing/2015/9/8/chartex" xmlns:cx2="http://schemas.microsoft.com/office/drawing/2015/10/21/chartex" xmlns:cx3="http://schemas.microsoft.com/office/drawing/2016/5/9/chartex" xmlns:cx4="http://schemas.microsoft.com/office/drawing/2016/5/10/chartex" xmlns:cx5="http://schemas.microsoft.com/office/drawing/2016/5/11/chartex" xmlns:cx6="http://schemas.microsoft.com/office/drawing/2016/5/12/chartex" xmlns:cx7="http://schemas.microsoft.com/office/drawing/2016/5/13/chartex" xmlns:cx8="http://schemas.microsoft.com/office/drawing/2016/5/14/chartex" xmlns:mc="http://schemas.openxmlformats.org/markup-compatibility/2006" xmlns:aink="http://schemas.microsoft.com/office/drawing/2016/ink" xmlns:am3d="http://schemas.microsoft.com/office/drawing/2017/model3d" xmlns:o="urn:schemas-microsoft-com:office:office" xmlns:oel="http://schemas.microsoft.com/office/2019/extlst" xmlns:r="http://schemas.openxmlformats.org/officeDocument/2006/relationships" xmlns:m="http://schemas.openxmlformats.org/officeDocument/2006/math" xmlns:v="urn:schemas-microsoft-com:vml" xmlns:wp14="http://schemas.microsoft.com/office/word/2010/wordprocessingDrawing" xmlns:wp="http://schemas.openxmlformats.org/drawingml/2006/wordprocessingDrawing" xmlns:w10="urn:schemas-microsoft-com:office:word" xmlns:w="http://schemas.openxmlformats.org/wordprocessingml/2006/main" xmlns:w14="http://schemas.microsoft.com/office/word/2010/wordml" xmlns:w15="http://schemas.microsoft.com/office/word/2012/wordml" xmlns:w16cex="http://schemas.microsoft.com/office/word/2018/wordml/cex" xmlns:w16cid="http://schemas.microsoft.com/office/word/2016/wordml/cid" xmlns:w16="http://schemas.microsoft.com/office/word/2018/wordml" xmlns:w16sdtdh="http://schemas.microsoft.com/office/word/2020/wordml/sdtdatahash" xmlns:w16se="http://schemas.microsoft.com/office/word/2015/wordml/symex" xmlns:wpg="http://schemas.microsoft.com/office/word/2010/wordprocessingGroup" xmlns:wpi="http://schemas.microsoft.com/office/word/2010/wordprocessingInk" xmlns:wne="http://schemas.microsoft.com/office/word/2006/wordml" xmlns:wps="http://schemas.microsoft.com/office/word/2010/wordprocessingShape" mc:Ignorable="w14 w15 w16se w16cid w16 w16cex w16sdtdh wp14">
   <w:abstractNum w:abstractNumId="0" w15:restartNumberingAfterBreak="0">
     <w:nsid w:val="00D80D4F"/>
     <w:multiLevelType w:val="hybridMultilevel"/>
@@ -13381,7 +13123,7 @@
 </file>
 
 <file path=word/styles.xml><?xml version="1.0" encoding="utf-8"?>
-<w:styles xmlns:mc="http://schemas.openxmlformats.org/markup-compatibility/2006" xmlns:r="http://schemas.openxmlformats.org/officeDocument/2006/relationships" xmlns:w="http://schemas.openxmlformats.org/wordprocessingml/2006/main" xmlns:w14="http://schemas.microsoft.com/office/word/2010/wordml" xmlns:w15="http://schemas.microsoft.com/office/word/2012/wordml" xmlns:w16cex="http://schemas.microsoft.com/office/word/2018/wordml/cex" xmlns:w16cid="http://schemas.microsoft.com/office/word/2016/wordml/cid" xmlns:w16="http://schemas.microsoft.com/office/word/2018/wordml" xmlns:w16du="http://schemas.microsoft.com/office/word/2023/wordml/word16du" xmlns:w16sdtdh="http://schemas.microsoft.com/office/word/2020/wordml/sdtdatahash" xmlns:w16sdtfl="http://schemas.microsoft.com/office/word/2024/wordml/sdtformatlock" xmlns:w16se="http://schemas.microsoft.com/office/word/2015/wordml/symex" mc:Ignorable="w14 w15 w16se w16cid w16 w16cex w16sdtdh w16sdtfl w16du">
+<w:styles xmlns:mc="http://schemas.openxmlformats.org/markup-compatibility/2006" xmlns:r="http://schemas.openxmlformats.org/officeDocument/2006/relationships" xmlns:w="http://schemas.openxmlformats.org/wordprocessingml/2006/main" xmlns:w14="http://schemas.microsoft.com/office/word/2010/wordml" xmlns:w15="http://schemas.microsoft.com/office/word/2012/wordml" xmlns:w16cex="http://schemas.microsoft.com/office/word/2018/wordml/cex" xmlns:w16cid="http://schemas.microsoft.com/office/word/2016/wordml/cid" xmlns:w16="http://schemas.microsoft.com/office/word/2018/wordml" xmlns:w16sdtdh="http://schemas.microsoft.com/office/word/2020/wordml/sdtdatahash" xmlns:w16se="http://schemas.microsoft.com/office/word/2015/wordml/symex" mc:Ignorable="w14 w15 w16se w16cid w16 w16cex w16sdtdh">
   <w:docDefaults>
     <w:rPrDefault>
       <w:rPr>
